--- a/Pausados/Antidoping - Seguridad & RH/Historia_Usuario_Antidoping_HU001_19032026.docx
+++ b/Pausados/Antidoping - Seguridad & RH/Historia_Usuario_Antidoping_HU001_19032026.docx
@@ -14,7 +14,7 @@
     <w:p>
       <w:r>
         <w:pict w14:anchorId="7934D676">
-          <v:rect id="_x0000_i1233" style="width:0;height:1.5pt" o:hralign="center" o:hrstd="t" o:hr="t"/>
+          <v:rect id="_x0000_i1025" style="width:0;height:1.5pt" o:hralign="center" o:hrstd="t" o:hr="t"/>
         </w:pict>
       </w:r>
     </w:p>
@@ -160,7 +160,7 @@
     <w:p>
       <w:r>
         <w:pict w14:anchorId="36D07127">
-          <v:rect id="_x0000_i1231" style="width:0;height:1.5pt" o:hralign="center" o:hrstd="t" o:hr="t" fillcolor="#a0a0a0" stroked="f"/>
+          <v:rect id="_x0000_i1026" style="width:0;height:1.5pt" o:hralign="center" o:hrstd="t" o:hr="t" fillcolor="#a0a0a0" stroked="f"/>
         </w:pict>
       </w:r>
     </w:p>
@@ -195,7 +195,7 @@
     <w:p>
       <w:r>
         <w:pict w14:anchorId="7591B99C">
-          <v:rect id="_x0000_i1232" style="width:0;height:1.5pt" o:hralign="center" o:hrstd="t" o:hr="t" fillcolor="#a0a0a0" stroked="f"/>
+          <v:rect id="_x0000_i1027" style="width:0;height:1.5pt" o:hralign="center" o:hrstd="t" o:hr="t" fillcolor="#a0a0a0" stroked="f"/>
         </w:pict>
       </w:r>
     </w:p>
@@ -304,6 +304,7 @@
           <w:i/>
           <w:iCs/>
         </w:rPr>
+        <w:lastRenderedPageBreak/>
         <w:t>(Basado en los antecedentes descritos en el PDF)</w:t>
       </w:r>
       <w:r>
@@ -312,9 +313,8 @@
     </w:p>
     <w:p>
       <w:r>
-        <w:lastRenderedPageBreak/>
         <w:pict w14:anchorId="728A8AB5">
-          <v:rect id="_x0000_i1234" style="width:0;height:1.5pt" o:hralign="center" o:hrstd="t" o:hr="t" fillcolor="#a0a0a0" stroked="f"/>
+          <v:rect id="_x0000_i1028" style="width:0;height:1.5pt" o:hralign="center" o:hrstd="t" o:hr="t" fillcolor="#a0a0a0" stroked="f"/>
         </w:pict>
       </w:r>
     </w:p>
@@ -358,7 +358,7 @@
     <w:p>
       <w:r>
         <w:pict w14:anchorId="47F83777">
-          <v:rect id="_x0000_i1172" style="width:0;height:1.5pt" o:hralign="center" o:hrstd="t" o:hr="t" fillcolor="#a0a0a0" stroked="f"/>
+          <v:rect id="_x0000_i1029" style="width:0;height:1.5pt" o:hralign="center" o:hrstd="t" o:hr="t" fillcolor="#a0a0a0" stroked="f"/>
         </w:pict>
       </w:r>
     </w:p>
@@ -388,7 +388,7 @@
     <w:p>
       <w:r>
         <w:pict w14:anchorId="1874B7DC">
-          <v:rect id="_x0000_i1173" style="width:0;height:1.5pt" o:hralign="center" o:hrstd="t" o:hr="t" fillcolor="#a0a0a0" stroked="f"/>
+          <v:rect id="_x0000_i1030" style="width:0;height:1.5pt" o:hralign="center" o:hrstd="t" o:hr="t" fillcolor="#a0a0a0" stroked="f"/>
         </w:pict>
       </w:r>
     </w:p>
@@ -458,7 +458,7 @@
     <w:p>
       <w:r>
         <w:pict w14:anchorId="50BE2E6A">
-          <v:rect id="_x0000_i1174" style="width:0;height:1.5pt" o:hralign="center" o:hrstd="t" o:hr="t" fillcolor="#a0a0a0" stroked="f"/>
+          <v:rect id="_x0000_i1031" style="width:0;height:1.5pt" o:hralign="center" o:hrstd="t" o:hr="t" fillcolor="#a0a0a0" stroked="f"/>
         </w:pict>
       </w:r>
     </w:p>
@@ -535,7 +535,7 @@
     <w:p>
       <w:r>
         <w:pict w14:anchorId="2B077AE4">
-          <v:rect id="_x0000_i1175" style="width:0;height:1.5pt" o:hralign="center" o:hrstd="t" o:hr="t" fillcolor="#a0a0a0" stroked="f"/>
+          <v:rect id="_x0000_i1032" style="width:0;height:1.5pt" o:hralign="center" o:hrstd="t" o:hr="t" fillcolor="#a0a0a0" stroked="f"/>
         </w:pict>
       </w:r>
     </w:p>
@@ -565,6 +565,7 @@
     </w:p>
     <w:p>
       <w:r>
+        <w:lastRenderedPageBreak/>
         <w:t>Dado un operador registrado</w:t>
       </w:r>
       <w:r>
@@ -579,7 +580,7 @@
     <w:p>
       <w:r>
         <w:pict w14:anchorId="59024342">
-          <v:rect id="_x0000_i1176" style="width:0;height:1.5pt" o:hralign="center" o:hrstd="t" o:hr="t" fillcolor="#a0a0a0" stroked="f"/>
+          <v:rect id="_x0000_i1033" style="width:0;height:1.5pt" o:hralign="center" o:hrstd="t" o:hr="t" fillcolor="#a0a0a0" stroked="f"/>
         </w:pict>
       </w:r>
     </w:p>
@@ -594,7 +595,6 @@
     </w:p>
     <w:p>
       <w:r>
-        <w:lastRenderedPageBreak/>
         <w:t>Dado un historial existente</w:t>
       </w:r>
       <w:r>
@@ -609,7 +609,7 @@
     <w:p>
       <w:r>
         <w:pict w14:anchorId="46DB314A">
-          <v:rect id="_x0000_i1177" style="width:0;height:1.5pt" o:hralign="center" o:hrstd="t" o:hr="t" fillcolor="#a0a0a0" stroked="f"/>
+          <v:rect id="_x0000_i1034" style="width:0;height:1.5pt" o:hralign="center" o:hrstd="t" o:hr="t" fillcolor="#a0a0a0" stroked="f"/>
         </w:pict>
       </w:r>
     </w:p>
@@ -682,7 +682,7 @@
     <w:p>
       <w:r>
         <w:pict w14:anchorId="61FEB674">
-          <v:rect id="_x0000_i1178" style="width:0;height:1.5pt" o:hralign="center" o:hrstd="t" o:hr="t" fillcolor="#a0a0a0" stroked="f"/>
+          <v:rect id="_x0000_i1035" style="width:0;height:1.5pt" o:hralign="center" o:hrstd="t" o:hr="t" fillcolor="#a0a0a0" stroked="f"/>
         </w:pict>
       </w:r>
     </w:p>
@@ -711,7 +711,7 @@
     <w:p>
       <w:r>
         <w:pict w14:anchorId="03AA606D">
-          <v:rect id="_x0000_i1179" style="width:0;height:1.5pt" o:hralign="center" o:hrstd="t" o:hr="t" fillcolor="#a0a0a0" stroked="f"/>
+          <v:rect id="_x0000_i1036" style="width:0;height:1.5pt" o:hralign="center" o:hrstd="t" o:hr="t" fillcolor="#a0a0a0" stroked="f"/>
         </w:pict>
       </w:r>
     </w:p>
@@ -740,7 +740,7 @@
     <w:p>
       <w:r>
         <w:pict w14:anchorId="3A41F8BC">
-          <v:rect id="_x0000_i1180" style="width:0;height:1.5pt" o:hralign="center" o:hrstd="t" o:hr="t" fillcolor="#a0a0a0" stroked="f"/>
+          <v:rect id="_x0000_i1037" style="width:0;height:1.5pt" o:hralign="center" o:hrstd="t" o:hr="t" fillcolor="#a0a0a0" stroked="f"/>
         </w:pict>
       </w:r>
     </w:p>
@@ -759,7 +759,7 @@
     <w:p>
       <w:r>
         <w:pict w14:anchorId="0FF0148C">
-          <v:rect id="_x0000_i1181" style="width:0;height:1.5pt" o:hralign="center" o:hrstd="t" o:hr="t" fillcolor="#a0a0a0" stroked="f"/>
+          <v:rect id="_x0000_i1038" style="width:0;height:1.5pt" o:hralign="center" o:hrstd="t" o:hr="t" fillcolor="#a0a0a0" stroked="f"/>
         </w:pict>
       </w:r>
     </w:p>
@@ -783,6 +783,7 @@
           <w:lang w:val="en-US"/>
           <w14:ligatures w14:val="none"/>
         </w:rPr>
+        <w:lastRenderedPageBreak/>
         <w:t>HU-002 — Registro de campañas y exámenes individuales</w:t>
       </w:r>
     </w:p>
@@ -859,7 +860,6 @@
         </w:numPr>
       </w:pPr>
       <w:r>
-        <w:lastRenderedPageBreak/>
         <w:t>Soporte para auditorías</w:t>
       </w:r>
     </w:p>
@@ -937,7 +937,7 @@
     <w:p>
       <w:r>
         <w:pict w14:anchorId="085106F2">
-          <v:rect id="_x0000_i1182" style="width:0;height:1.5pt" o:hralign="center" o:hrstd="t" o:hr="t" fillcolor="#a0a0a0" stroked="f"/>
+          <v:rect id="_x0000_i1039" style="width:0;height:1.5pt" o:hralign="center" o:hrstd="t" o:hr="t" fillcolor="#a0a0a0" stroked="f"/>
         </w:pict>
       </w:r>
     </w:p>
@@ -1096,6 +1096,7 @@
         </w:numPr>
       </w:pPr>
       <w:r>
+        <w:lastRenderedPageBreak/>
         <w:t>Puede integrarse con herramientas analíticas (ej. Metabase)</w:t>
       </w:r>
     </w:p>
@@ -1114,7 +1115,7 @@
     <w:p>
       <w:r>
         <w:pict w14:anchorId="27841B5A">
-          <v:rect id="_x0000_i1183" style="width:0;height:1.5pt" o:hralign="center" o:hrstd="t" o:hr="t" fillcolor="#a0a0a0" stroked="f"/>
+          <v:rect id="_x0000_i1040" style="width:0;height:1.5pt" o:hralign="center" o:hrstd="t" o:hr="t" fillcolor="#a0a0a0" stroked="f"/>
         </w:pict>
       </w:r>
     </w:p>
@@ -1198,9 +1199,8 @@
     </w:p>
     <w:p>
       <w:r>
-        <w:lastRenderedPageBreak/>
         <w:pict w14:anchorId="121A1055">
-          <v:rect id="_x0000_i1184" style="width:0;height:1.5pt" o:hralign="center" o:hrstd="t" o:hr="t" fillcolor="#a0a0a0" stroked="f"/>
+          <v:rect id="_x0000_i1041" style="width:0;height:1.5pt" o:hralign="center" o:hrstd="t" o:hr="t" fillcolor="#a0a0a0" stroked="f"/>
         </w:pict>
       </w:r>
     </w:p>
@@ -1274,7 +1274,7 @@
     <w:p>
       <w:r>
         <w:pict w14:anchorId="0CF14F0B">
-          <v:rect id="_x0000_i1185" style="width:0;height:1.5pt" o:hralign="center" o:hrstd="t" o:hr="t" fillcolor="#a0a0a0" stroked="f"/>
+          <v:rect id="_x0000_i1042" style="width:0;height:1.5pt" o:hralign="center" o:hrstd="t" o:hr="t" fillcolor="#a0a0a0" stroked="f"/>
         </w:pict>
       </w:r>
     </w:p>
@@ -1337,7 +1337,7 @@
     <w:p>
       <w:r>
         <w:pict w14:anchorId="20721B63">
-          <v:rect id="_x0000_i1186" style="width:0;height:1.5pt" o:hralign="center" o:hrstd="t" o:hr="t" fillcolor="#a0a0a0" stroked="f"/>
+          <v:rect id="_x0000_i1043" style="width:0;height:1.5pt" o:hralign="center" o:hrstd="t" o:hr="t" fillcolor="#a0a0a0" stroked="f"/>
         </w:pict>
       </w:r>
     </w:p>
@@ -1524,6 +1524,7 @@
           <w:i/>
           <w:iCs/>
         </w:rPr>
+        <w:lastRenderedPageBreak/>
         <w:t>(Tomado del documento original)</w:t>
       </w:r>
       <w:r>
@@ -1533,7 +1534,7 @@
     <w:p>
       <w:r>
         <w:pict w14:anchorId="549155E4">
-          <v:rect id="_x0000_i1187" style="width:0;height:1.5pt" o:hralign="center" o:hrstd="t" o:hr="t" fillcolor="#a0a0a0" stroked="f"/>
+          <v:rect id="_x0000_i1044" style="width:0;height:1.5pt" o:hralign="center" o:hrstd="t" o:hr="t" fillcolor="#a0a0a0" stroked="f"/>
         </w:pict>
       </w:r>
     </w:p>
@@ -1671,7 +1672,7 @@
     <w:p>
       <w:r>
         <w:pict w14:anchorId="6698FD1E">
-          <v:rect id="_x0000_i1188" style="width:0;height:1.5pt" o:hralign="center" o:hrstd="t" o:hr="t" fillcolor="#a0a0a0" stroked="f"/>
+          <v:rect id="_x0000_i1045" style="width:0;height:1.5pt" o:hralign="center" o:hrstd="t" o:hr="t" fillcolor="#a0a0a0" stroked="f"/>
         </w:pict>
       </w:r>
     </w:p>
@@ -1748,7 +1749,6 @@
     </w:p>
     <w:p>
       <w:r>
-        <w:lastRenderedPageBreak/>
         <w:t>Una historia se considera completada cuando:</w:t>
       </w:r>
     </w:p>
@@ -1822,7 +1822,7 @@
     <w:p>
       <w:r>
         <w:pict w14:anchorId="16335A51">
-          <v:rect id="_x0000_i1189" style="width:0;height:1.5pt" o:hralign="center" o:hrstd="t" o:hr="t" fillcolor="#a0a0a0" stroked="f"/>
+          <v:rect id="_x0000_i1046" style="width:0;height:1.5pt" o:hralign="center" o:hrstd="t" o:hr="t" fillcolor="#a0a0a0" stroked="f"/>
         </w:pict>
       </w:r>
     </w:p>
@@ -1929,7 +1929,7 @@
     <w:p>
       <w:r>
         <w:pict w14:anchorId="4B1C96EA">
-          <v:rect id="_x0000_i1190" style="width:0;height:1.5pt" o:hralign="center" o:hrstd="t" o:hr="t" fillcolor="#a0a0a0" stroked="f"/>
+          <v:rect id="_x0000_i1047" style="width:0;height:1.5pt" o:hralign="center" o:hrstd="t" o:hr="t" fillcolor="#a0a0a0" stroked="f"/>
         </w:pict>
       </w:r>
     </w:p>
@@ -1958,7 +1958,7 @@
     </w:p>
     <w:tbl>
       <w:tblPr>
-        <w:tblW w:w="0" w:type="auto"/>
+        <w:tblW w:w="10060" w:type="dxa"/>
         <w:tblCellSpacing w:w="15" w:type="dxa"/>
         <w:tblBorders>
           <w:top w:val="single" w:sz="4" w:space="0" w:color="auto"/>
@@ -1979,7 +1979,7 @@
       <w:tblGrid>
         <w:gridCol w:w="3404"/>
         <w:gridCol w:w="3630"/>
-        <w:gridCol w:w="1750"/>
+        <w:gridCol w:w="3026"/>
       </w:tblGrid>
       <w:tr>
         <w:trPr>
@@ -2004,6 +2004,7 @@
                 <w:b/>
                 <w:bCs/>
               </w:rPr>
+              <w:lastRenderedPageBreak/>
               <w:t>Nombre</w:t>
             </w:r>
           </w:p>
@@ -2032,7 +2033,7 @@
         </w:tc>
         <w:tc>
           <w:tcPr>
-            <w:tcW w:w="1705" w:type="dxa"/>
+            <w:tcW w:w="2981" w:type="dxa"/>
             <w:vAlign w:val="center"/>
             <w:hideMark/>
           </w:tcPr>
@@ -2083,7 +2084,7 @@
         </w:tc>
         <w:tc>
           <w:tcPr>
-            <w:tcW w:w="1705" w:type="dxa"/>
+            <w:tcW w:w="2981" w:type="dxa"/>
             <w:vAlign w:val="center"/>
             <w:hideMark/>
           </w:tcPr>
@@ -2120,7 +2121,7 @@
         </w:tc>
         <w:tc>
           <w:tcPr>
-            <w:tcW w:w="1705" w:type="dxa"/>
+            <w:tcW w:w="2981" w:type="dxa"/>
             <w:vAlign w:val="center"/>
             <w:hideMark/>
           </w:tcPr>
@@ -2157,7 +2158,7 @@
         </w:tc>
         <w:tc>
           <w:tcPr>
-            <w:tcW w:w="1705" w:type="dxa"/>
+            <w:tcW w:w="2981" w:type="dxa"/>
             <w:vAlign w:val="center"/>
             <w:hideMark/>
           </w:tcPr>
@@ -2194,7 +2195,7 @@
         </w:tc>
         <w:tc>
           <w:tcPr>
-            <w:tcW w:w="1705" w:type="dxa"/>
+            <w:tcW w:w="2981" w:type="dxa"/>
             <w:vAlign w:val="center"/>
             <w:hideMark/>
           </w:tcPr>
@@ -2204,13 +2205,227 @@
     </w:tbl>
     <w:p/>
     <w:sectPr>
+      <w:headerReference w:type="default" r:id="rId7"/>
       <w:pgSz w:w="12240" w:h="15840"/>
-      <w:pgMar w:top="1417" w:right="1701" w:bottom="1417" w:left="1701" w:header="708" w:footer="708" w:gutter="0"/>
+      <w:pgMar w:top="1440" w:right="1080" w:bottom="1440" w:left="1080" w:header="708" w:footer="708" w:gutter="0"/>
       <w:cols w:space="708"/>
       <w:docGrid w:linePitch="360"/>
     </w:sectPr>
   </w:body>
 </w:document>
+</file>
+
+<file path=word/endnotes.xml><?xml version="1.0" encoding="utf-8"?>
+<w:endnotes xmlns:wpc="http://schemas.microsoft.com/office/word/2010/wordprocessingCanvas" xmlns:cx="http://schemas.microsoft.com/office/drawing/2014/chartex" xmlns:cx1="http://schemas.microsoft.com/office/drawing/2015/9/8/chartex" xmlns:cx2="http://schemas.microsoft.com/office/drawing/2015/10/21/chartex" xmlns:cx3="http://schemas.microsoft.com/office/drawing/2016/5/9/chartex" xmlns:cx4="http://schemas.microsoft.com/office/drawing/2016/5/10/chartex" xmlns:cx5="http://schemas.microsoft.com/office/drawing/2016/5/11/chartex" xmlns:cx6="http://schemas.microsoft.com/office/drawing/2016/5/12/chartex" xmlns:cx7="http://schemas.microsoft.com/office/drawing/2016/5/13/chartex" xmlns:cx8="http://schemas.microsoft.com/office/drawing/2016/5/14/chartex" xmlns:mc="http://schemas.openxmlformats.org/markup-compatibility/2006" xmlns:aink="http://schemas.microsoft.com/office/drawing/2016/ink" xmlns:am3d="http://schemas.microsoft.com/office/drawing/2017/model3d" xmlns:o="urn:schemas-microsoft-com:office:office" xmlns:oel="http://schemas.microsoft.com/office/2019/extlst" xmlns:r="http://schemas.openxmlformats.org/officeDocument/2006/relationships" xmlns:m="http://schemas.openxmlformats.org/officeDocument/2006/math" xmlns:v="urn:schemas-microsoft-com:vml" xmlns:wp14="http://schemas.microsoft.com/office/word/2010/wordprocessingDrawing" xmlns:wp="http://schemas.openxmlformats.org/drawingml/2006/wordprocessingDrawing" xmlns:w10="urn:schemas-microsoft-com:office:word" xmlns:w="http://schemas.openxmlformats.org/wordprocessingml/2006/main" xmlns:w14="http://schemas.microsoft.com/office/word/2010/wordml" xmlns:w15="http://schemas.microsoft.com/office/word/2012/wordml" xmlns:w16cex="http://schemas.microsoft.com/office/word/2018/wordml/cex" xmlns:w16cid="http://schemas.microsoft.com/office/word/2016/wordml/cid" xmlns:w16="http://schemas.microsoft.com/office/word/2018/wordml" xmlns:w16du="http://schemas.microsoft.com/office/word/2023/wordml/word16du" xmlns:w16sdtdh="http://schemas.microsoft.com/office/word/2020/wordml/sdtdatahash" xmlns:w16sdtfl="http://schemas.microsoft.com/office/word/2024/wordml/sdtformatlock" xmlns:w16se="http://schemas.microsoft.com/office/word/2015/wordml/symex" xmlns:wpg="http://schemas.microsoft.com/office/word/2010/wordprocessingGroup" xmlns:wpi="http://schemas.microsoft.com/office/word/2010/wordprocessingInk" xmlns:wne="http://schemas.microsoft.com/office/word/2006/wordml" xmlns:wps="http://schemas.microsoft.com/office/word/2010/wordprocessingShape" mc:Ignorable="w14 w15 w16se w16cid w16 w16cex w16sdtdh w16sdtfl w16du wp14">
+  <w:endnote w:type="separator" w:id="-1">
+    <w:p>
+      <w:pPr>
+        <w:spacing w:after="0" w:line="240" w:lineRule="auto"/>
+      </w:pPr>
+      <w:r>
+        <w:separator/>
+      </w:r>
+    </w:p>
+  </w:endnote>
+  <w:endnote w:type="continuationSeparator" w:id="0">
+    <w:p>
+      <w:pPr>
+        <w:spacing w:after="0" w:line="240" w:lineRule="auto"/>
+      </w:pPr>
+      <w:r>
+        <w:continuationSeparator/>
+      </w:r>
+    </w:p>
+  </w:endnote>
+</w:endnotes>
+</file>
+
+<file path=word/footnotes.xml><?xml version="1.0" encoding="utf-8"?>
+<w:footnotes xmlns:wpc="http://schemas.microsoft.com/office/word/2010/wordprocessingCanvas" xmlns:cx="http://schemas.microsoft.com/office/drawing/2014/chartex" xmlns:cx1="http://schemas.microsoft.com/office/drawing/2015/9/8/chartex" xmlns:cx2="http://schemas.microsoft.com/office/drawing/2015/10/21/chartex" xmlns:cx3="http://schemas.microsoft.com/office/drawing/2016/5/9/chartex" xmlns:cx4="http://schemas.microsoft.com/office/drawing/2016/5/10/chartex" xmlns:cx5="http://schemas.microsoft.com/office/drawing/2016/5/11/chartex" xmlns:cx6="http://schemas.microsoft.com/office/drawing/2016/5/12/chartex" xmlns:cx7="http://schemas.microsoft.com/office/drawing/2016/5/13/chartex" xmlns:cx8="http://schemas.microsoft.com/office/drawing/2016/5/14/chartex" xmlns:mc="http://schemas.openxmlformats.org/markup-compatibility/2006" xmlns:aink="http://schemas.microsoft.com/office/drawing/2016/ink" xmlns:am3d="http://schemas.microsoft.com/office/drawing/2017/model3d" xmlns:o="urn:schemas-microsoft-com:office:office" xmlns:oel="http://schemas.microsoft.com/office/2019/extlst" xmlns:r="http://schemas.openxmlformats.org/officeDocument/2006/relationships" xmlns:m="http://schemas.openxmlformats.org/officeDocument/2006/math" xmlns:v="urn:schemas-microsoft-com:vml" xmlns:wp14="http://schemas.microsoft.com/office/word/2010/wordprocessingDrawing" xmlns:wp="http://schemas.openxmlformats.org/drawingml/2006/wordprocessingDrawing" xmlns:w10="urn:schemas-microsoft-com:office:word" xmlns:w="http://schemas.openxmlformats.org/wordprocessingml/2006/main" xmlns:w14="http://schemas.microsoft.com/office/word/2010/wordml" xmlns:w15="http://schemas.microsoft.com/office/word/2012/wordml" xmlns:w16cex="http://schemas.microsoft.com/office/word/2018/wordml/cex" xmlns:w16cid="http://schemas.microsoft.com/office/word/2016/wordml/cid" xmlns:w16="http://schemas.microsoft.com/office/word/2018/wordml" xmlns:w16du="http://schemas.microsoft.com/office/word/2023/wordml/word16du" xmlns:w16sdtdh="http://schemas.microsoft.com/office/word/2020/wordml/sdtdatahash" xmlns:w16sdtfl="http://schemas.microsoft.com/office/word/2024/wordml/sdtformatlock" xmlns:w16se="http://schemas.microsoft.com/office/word/2015/wordml/symex" xmlns:wpg="http://schemas.microsoft.com/office/word/2010/wordprocessingGroup" xmlns:wpi="http://schemas.microsoft.com/office/word/2010/wordprocessingInk" xmlns:wne="http://schemas.microsoft.com/office/word/2006/wordml" xmlns:wps="http://schemas.microsoft.com/office/word/2010/wordprocessingShape" mc:Ignorable="w14 w15 w16se w16cid w16 w16cex w16sdtdh w16sdtfl w16du wp14">
+  <w:footnote w:type="separator" w:id="-1">
+    <w:p>
+      <w:pPr>
+        <w:spacing w:after="0" w:line="240" w:lineRule="auto"/>
+      </w:pPr>
+      <w:r>
+        <w:separator/>
+      </w:r>
+    </w:p>
+  </w:footnote>
+  <w:footnote w:type="continuationSeparator" w:id="0">
+    <w:p>
+      <w:pPr>
+        <w:spacing w:after="0" w:line="240" w:lineRule="auto"/>
+      </w:pPr>
+      <w:r>
+        <w:continuationSeparator/>
+      </w:r>
+    </w:p>
+  </w:footnote>
+</w:footnotes>
+</file>
+
+<file path=word/header1.xml><?xml version="1.0" encoding="utf-8"?>
+<w:hdr xmlns:wpc="http://schemas.microsoft.com/office/word/2010/wordprocessingCanvas" xmlns:cx="http://schemas.microsoft.com/office/drawing/2014/chartex" xmlns:cx1="http://schemas.microsoft.com/office/drawing/2015/9/8/chartex" xmlns:cx2="http://schemas.microsoft.com/office/drawing/2015/10/21/chartex" xmlns:cx3="http://schemas.microsoft.com/office/drawing/2016/5/9/chartex" xmlns:cx4="http://schemas.microsoft.com/office/drawing/2016/5/10/chartex" xmlns:cx5="http://schemas.microsoft.com/office/drawing/2016/5/11/chartex" xmlns:cx6="http://schemas.microsoft.com/office/drawing/2016/5/12/chartex" xmlns:cx7="http://schemas.microsoft.com/office/drawing/2016/5/13/chartex" xmlns:cx8="http://schemas.microsoft.com/office/drawing/2016/5/14/chartex" xmlns:mc="http://schemas.openxmlformats.org/markup-compatibility/2006" xmlns:aink="http://schemas.microsoft.com/office/drawing/2016/ink" xmlns:am3d="http://schemas.microsoft.com/office/drawing/2017/model3d" xmlns:o="urn:schemas-microsoft-com:office:office" xmlns:oel="http://schemas.microsoft.com/office/2019/extlst" xmlns:r="http://schemas.openxmlformats.org/officeDocument/2006/relationships" xmlns:m="http://schemas.openxmlformats.org/officeDocument/2006/math" xmlns:v="urn:schemas-microsoft-com:vml" xmlns:wp14="http://schemas.microsoft.com/office/word/2010/wordprocessingDrawing" xmlns:wp="http://schemas.openxmlformats.org/drawingml/2006/wordprocessingDrawing" xmlns:w10="urn:schemas-microsoft-com:office:word" xmlns:w="http://schemas.openxmlformats.org/wordprocessingml/2006/main" xmlns:w14="http://schemas.microsoft.com/office/word/2010/wordml" xmlns:w15="http://schemas.microsoft.com/office/word/2012/wordml" xmlns:w16cex="http://schemas.microsoft.com/office/word/2018/wordml/cex" xmlns:w16cid="http://schemas.microsoft.com/office/word/2016/wordml/cid" xmlns:w16="http://schemas.microsoft.com/office/word/2018/wordml" xmlns:w16du="http://schemas.microsoft.com/office/word/2023/wordml/word16du" xmlns:w16sdtdh="http://schemas.microsoft.com/office/word/2020/wordml/sdtdatahash" xmlns:w16sdtfl="http://schemas.microsoft.com/office/word/2024/wordml/sdtformatlock" xmlns:w16se="http://schemas.microsoft.com/office/word/2015/wordml/symex" xmlns:wpg="http://schemas.microsoft.com/office/word/2010/wordprocessingGroup" xmlns:wpi="http://schemas.microsoft.com/office/word/2010/wordprocessingInk" xmlns:wne="http://schemas.microsoft.com/office/word/2006/wordml" xmlns:wps="http://schemas.microsoft.com/office/word/2010/wordprocessingShape" mc:Ignorable="w14 w15 w16se w16cid w16 w16cex w16sdtdh w16sdtfl w16du wp14">
+  <w:tbl>
+    <w:tblPr>
+      <w:tblStyle w:val="Tablaconcuadrcula"/>
+      <w:tblW w:w="0" w:type="auto"/>
+      <w:tblLook w:val="04A0" w:firstRow="1" w:lastRow="0" w:firstColumn="1" w:lastColumn="0" w:noHBand="0" w:noVBand="1"/>
+    </w:tblPr>
+    <w:tblGrid>
+      <w:gridCol w:w="3471"/>
+      <w:gridCol w:w="3297"/>
+      <w:gridCol w:w="3302"/>
+    </w:tblGrid>
+    <w:tr>
+      <w:tc>
+        <w:tcPr>
+          <w:tcW w:w="3356" w:type="dxa"/>
+          <w:vMerge w:val="restart"/>
+          <w:vAlign w:val="center"/>
+        </w:tcPr>
+        <w:p>
+          <w:pPr>
+            <w:pStyle w:val="Encabezado"/>
+            <w:jc w:val="center"/>
+          </w:pPr>
+          <w:r>
+            <w:rPr>
+              <w:noProof/>
+            </w:rPr>
+            <w:drawing>
+              <wp:inline distT="0" distB="0" distL="0" distR="0" wp14:anchorId="46FC5B37" wp14:editId="5A44192E">
+                <wp:extent cx="2066925" cy="650971"/>
+                <wp:effectExtent l="0" t="0" r="0" b="0"/>
+                <wp:docPr id="1627414147" name="Imagen 3"/>
+                <wp:cNvGraphicFramePr>
+                  <a:graphicFrameLocks xmlns:a="http://schemas.openxmlformats.org/drawingml/2006/main" noChangeAspect="1"/>
+                </wp:cNvGraphicFramePr>
+                <a:graphic xmlns:a="http://schemas.openxmlformats.org/drawingml/2006/main">
+                  <a:graphicData uri="http://schemas.openxmlformats.org/drawingml/2006/picture">
+                    <pic:pic xmlns:pic="http://schemas.openxmlformats.org/drawingml/2006/picture">
+                      <pic:nvPicPr>
+                        <pic:cNvPr id="0" name="Picture 89"/>
+                        <pic:cNvPicPr>
+                          <a:picLocks noChangeAspect="1" noChangeArrowheads="1"/>
+                        </pic:cNvPicPr>
+                      </pic:nvPicPr>
+                      <pic:blipFill>
+                        <a:blip r:embed="rId1">
+                          <a:extLst>
+                            <a:ext uri="{28A0092B-C50C-407E-A947-70E740481C1C}">
+                              <a14:useLocalDpi xmlns:a14="http://schemas.microsoft.com/office/drawing/2010/main" val="0"/>
+                            </a:ext>
+                          </a:extLst>
+                        </a:blip>
+                        <a:srcRect/>
+                        <a:stretch>
+                          <a:fillRect/>
+                        </a:stretch>
+                      </pic:blipFill>
+                      <pic:spPr bwMode="auto">
+                        <a:xfrm>
+                          <a:off x="0" y="0"/>
+                          <a:ext cx="2086071" cy="657001"/>
+                        </a:xfrm>
+                        <a:prstGeom prst="rect">
+                          <a:avLst/>
+                        </a:prstGeom>
+                        <a:noFill/>
+                        <a:ln>
+                          <a:noFill/>
+                        </a:ln>
+                      </pic:spPr>
+                    </pic:pic>
+                  </a:graphicData>
+                </a:graphic>
+              </wp:inline>
+            </w:drawing>
+          </w:r>
+        </w:p>
+      </w:tc>
+      <w:tc>
+        <w:tcPr>
+          <w:tcW w:w="6714" w:type="dxa"/>
+          <w:gridSpan w:val="2"/>
+          <w:vAlign w:val="center"/>
+        </w:tcPr>
+        <w:p>
+          <w:pPr>
+            <w:pStyle w:val="Encabezado"/>
+            <w:jc w:val="center"/>
+          </w:pPr>
+          <w:r>
+            <w:t>HISTORIA DE USUARIO (DESARROLLO INTERNO)</w:t>
+          </w:r>
+        </w:p>
+      </w:tc>
+    </w:tr>
+    <w:tr>
+      <w:trPr>
+        <w:trHeight w:val="840"/>
+      </w:trPr>
+      <w:tc>
+        <w:tcPr>
+          <w:tcW w:w="3356" w:type="dxa"/>
+          <w:vMerge/>
+          <w:vAlign w:val="center"/>
+        </w:tcPr>
+        <w:p>
+          <w:pPr>
+            <w:pStyle w:val="Encabezado"/>
+            <w:jc w:val="center"/>
+          </w:pPr>
+        </w:p>
+      </w:tc>
+      <w:tc>
+        <w:tcPr>
+          <w:tcW w:w="3357" w:type="dxa"/>
+          <w:vAlign w:val="center"/>
+        </w:tcPr>
+        <w:p>
+          <w:pPr>
+            <w:pStyle w:val="Encabezado"/>
+            <w:jc w:val="center"/>
+          </w:pPr>
+          <w:r>
+            <w:t>Código: HU-001</w:t>
+          </w:r>
+        </w:p>
+      </w:tc>
+      <w:tc>
+        <w:tcPr>
+          <w:tcW w:w="3357" w:type="dxa"/>
+          <w:vAlign w:val="center"/>
+        </w:tcPr>
+        <w:p>
+          <w:pPr>
+            <w:pStyle w:val="Encabezado"/>
+            <w:jc w:val="center"/>
+          </w:pPr>
+          <w:r>
+            <w:t>Vigente a partir:</w:t>
+          </w:r>
+        </w:p>
+        <w:p>
+          <w:pPr>
+            <w:pStyle w:val="Encabezado"/>
+            <w:jc w:val="center"/>
+          </w:pPr>
+          <w:r>
+            <w:t>01/1/2025</w:t>
+          </w:r>
+        </w:p>
+      </w:tc>
+    </w:tr>
+  </w:tbl>
+  <w:p>
+    <w:pPr>
+      <w:pStyle w:val="Encabezado"/>
+    </w:pPr>
+  </w:p>
+</w:hdr>
 </file>
 
 <file path=word/numbering.xml><?xml version="1.0" encoding="utf-8"?>
@@ -4949,6 +5164,7 @@
   <w:style w:type="character" w:default="1" w:styleId="Fuentedeprrafopredeter">
     <w:name w:val="Default Paragraph Font"/>
     <w:uiPriority w:val="1"/>
+    <w:semiHidden/>
     <w:unhideWhenUsed/>
   </w:style>
   <w:style w:type="table" w:default="1" w:styleId="Tablanormal">
@@ -5262,6 +5478,69 @@
       <w:spacing w:val="5"/>
     </w:rPr>
   </w:style>
+  <w:style w:type="paragraph" w:styleId="Encabezado">
+    <w:name w:val="header"/>
+    <w:basedOn w:val="Normal"/>
+    <w:link w:val="EncabezadoCar"/>
+    <w:uiPriority w:val="99"/>
+    <w:unhideWhenUsed/>
+    <w:rsid w:val="00C44EA2"/>
+    <w:pPr>
+      <w:tabs>
+        <w:tab w:val="center" w:pos="4419"/>
+        <w:tab w:val="right" w:pos="8838"/>
+      </w:tabs>
+      <w:spacing w:after="0" w:line="240" w:lineRule="auto"/>
+    </w:pPr>
+  </w:style>
+  <w:style w:type="character" w:customStyle="1" w:styleId="EncabezadoCar">
+    <w:name w:val="Encabezado Car"/>
+    <w:basedOn w:val="Fuentedeprrafopredeter"/>
+    <w:link w:val="Encabezado"/>
+    <w:uiPriority w:val="99"/>
+    <w:rsid w:val="00C44EA2"/>
+  </w:style>
+  <w:style w:type="paragraph" w:styleId="Piedepgina">
+    <w:name w:val="footer"/>
+    <w:basedOn w:val="Normal"/>
+    <w:link w:val="PiedepginaCar"/>
+    <w:uiPriority w:val="99"/>
+    <w:unhideWhenUsed/>
+    <w:rsid w:val="00C44EA2"/>
+    <w:pPr>
+      <w:tabs>
+        <w:tab w:val="center" w:pos="4419"/>
+        <w:tab w:val="right" w:pos="8838"/>
+      </w:tabs>
+      <w:spacing w:after="0" w:line="240" w:lineRule="auto"/>
+    </w:pPr>
+  </w:style>
+  <w:style w:type="character" w:customStyle="1" w:styleId="PiedepginaCar">
+    <w:name w:val="Pie de página Car"/>
+    <w:basedOn w:val="Fuentedeprrafopredeter"/>
+    <w:link w:val="Piedepgina"/>
+    <w:uiPriority w:val="99"/>
+    <w:rsid w:val="00C44EA2"/>
+  </w:style>
+  <w:style w:type="table" w:styleId="Tablaconcuadrcula">
+    <w:name w:val="Table Grid"/>
+    <w:basedOn w:val="Tablanormal"/>
+    <w:uiPriority w:val="39"/>
+    <w:rsid w:val="00C44EA2"/>
+    <w:pPr>
+      <w:spacing w:after="0" w:line="240" w:lineRule="auto"/>
+    </w:pPr>
+    <w:tblPr>
+      <w:tblBorders>
+        <w:top w:val="single" w:sz="4" w:space="0" w:color="auto"/>
+        <w:left w:val="single" w:sz="4" w:space="0" w:color="auto"/>
+        <w:bottom w:val="single" w:sz="4" w:space="0" w:color="auto"/>
+        <w:right w:val="single" w:sz="4" w:space="0" w:color="auto"/>
+        <w:insideH w:val="single" w:sz="4" w:space="0" w:color="auto"/>
+        <w:insideV w:val="single" w:sz="4" w:space="0" w:color="auto"/>
+      </w:tblBorders>
+    </w:tblPr>
+  </w:style>
 </w:styles>
 </file>
 
